--- a/交付_20260811_规划环境先验解耦/01_完整模型先验依赖审计_FINAL.docx
+++ b/交付_20260811_规划环境先验解耦/01_完整模型先验依赖审计_FINAL.docx
@@ -2604,14 +2604,14 @@
         <w:rPr>
           <w:rFonts w:ascii="SimSun" w:hAnsi="SimSun" w:eastAsia="SimSun"/>
         </w:rPr>
-        <w:t>若基准改为"仅目标表面"，同一判据的语义自然变成"</w:t>
+        <w:t>若基准改为不含非目标环境的那份几何，同一判据的语义自然变成"</w:t>
       </w:r>
       <w:r>
         <w:rPr>
           <w:rFonts w:ascii="SimSun" w:hAnsi="SimSun" w:eastAsia="SimSun"/>
           <w:b/>
         </w:rPr>
-        <w:t>当前参考模型未描述的环境几何</w:t>
+        <w:t>规划环境模型遮挡侧初始内容未描述的环境几何</w:t>
       </w:r>
       <w:r>
         <w:rPr>
@@ -2638,6 +2638,86 @@
           <w:b/>
         </w:rPr>
         <w:t>[B]</w:t>
+      </w:r>
+    </w:p>
+    <w:p>
+      <w:pPr>
+        <w:ind w:left="360"/>
+      </w:pPr>
+      <w:r>
+        <w:rPr>
+          <w:rFonts w:ascii="SimSun" w:hAnsi="SimSun" w:eastAsia="SimSun"/>
+          <w:b/>
+          <w:i/>
+        </w:rPr>
+        <w:t>本文件是 Phase 1 的核查记录（写于代码事实核查之前）。</w:t>
+      </w:r>
+      <w:r>
+        <w:rPr>
+          <w:rFonts w:ascii="SimSun" w:hAnsi="SimSun" w:eastAsia="SimSun"/>
+          <w:i/>
+        </w:rPr>
+        <w:t xml:space="preserve"> 实现落地后的准确基准是</w:t>
+      </w:r>
+      <w:r>
+        <w:rPr>
+          <w:rFonts w:ascii="Consolas" w:hAnsi="Consolas" w:eastAsia="Consolas"/>
+          <w:i/>
+          <w:sz w:val="18"/>
+        </w:rPr>
+        <w:t>world.ref_tris</w:t>
+      </w:r>
+      <w:r>
+        <w:rPr>
+          <w:rFonts w:ascii="SimSun" w:hAnsi="SimSun" w:eastAsia="SimSun"/>
+          <w:i/>
+        </w:rPr>
+        <w:t>，即</w:t>
+      </w:r>
+      <w:r>
+        <w:rPr>
+          <w:rFonts w:ascii="SimSun" w:hAnsi="SimSun" w:eastAsia="SimSun"/>
+          <w:b/>
+          <w:i/>
+        </w:rPr>
+        <w:t>该先验档实际提供的 M_vis 初始内容</w:t>
+      </w:r>
+      <w:r>
+        <w:rPr>
+          <w:rFonts w:ascii="SimSun" w:hAnsi="SimSun" w:eastAsia="SimSun"/>
+          <w:i/>
+        </w:rPr>
+        <w:t>（M_ref 目标表面 ＋ 地面 ＋该档保留的环境构件），</w:t>
+      </w:r>
+      <w:r>
+        <w:rPr>
+          <w:rFonts w:ascii="SimSun" w:hAnsi="SimSun" w:eastAsia="SimSun"/>
+          <w:b/>
+          <w:i/>
+        </w:rPr>
+        <w:t>不是"仅目标表面"</w:t>
+      </w:r>
+      <w:r>
+        <w:rPr>
+          <w:rFonts w:ascii="SimSun" w:hAnsi="SimSun" w:eastAsia="SimSun"/>
+          <w:i/>
+        </w:rPr>
+        <w:t>。以</w:t>
+      </w:r>
+      <w:r>
+        <w:rPr>
+          <w:rFonts w:ascii="Consolas" w:hAnsi="Consolas" w:eastAsia="Consolas"/>
+          <w:i/>
+          <w:sz w:val="18"/>
+        </w:rPr>
+        <w:t>09_剩余代码逻辑核查_FINAL.md</w:t>
+      </w:r>
+      <w:r>
+        <w:rPr>
+          <w:rFonts w:ascii="SimSun" w:hAnsi="SimSun" w:eastAsia="SimSun"/>
+          <w:i/>
+        </w:rPr>
+        <w:t xml:space="preserve"> 核查一为准。</w:t>
       </w:r>
     </w:p>
     <w:p>
